--- a/submission/lab2_hw3214/report/lab2_report.docx
+++ b/submission/lab2_hw3214/report/lab2_report.docx
@@ -41,18 +41,12 @@
         <w:pStyle w:val="Heading1"/>
       </w:pPr>
       <w:r>
-        <w:t>O</w:t>
-      </w:r>
-      <w:r>
-        <w:t>verview</w:t>
-      </w:r>
-    </w:p>
-    <w:p>
-      <w:r>
-        <w:t xml:space="preserve">This lab connects ROS 2 nodes and launch files with a Gazebo world containing a TurtleBot3 and a motorized glass door. A custom open-loop controller opens the door, drives the robot through, stops it, and closes the door. The forward speed is configurable </w:t>
-      </w:r>
-      <w:r>
-        <w:t>at launch. Repeated trials compare commanded speed with the velocity reported by odometry.</w:t>
+        <w:t>Overview</w:t>
+      </w:r>
+    </w:p>
+    <w:p>
+      <w:r>
+        <w:t>This lab connects ROS 2 nodes and launch files with a Gazebo world containing a TurtleBot3 and a motorized glass door. A custom open-loop controller opens the door, drives the robot through, stops it, and closes the door. The forward speed is configurable at launch. Repeated trials compare commanded speed with the velocity reported by odometry.</w:t>
       </w:r>
     </w:p>
     <w:p>
@@ -65,13 +59,7 @@
     </w:p>
     <w:p>
       <w:r>
-        <w:t xml:space="preserve">1. </w:t>
-      </w:r>
-      <w:r>
-        <w:t xml:space="preserve">With default arguments, which first-level launch files are included, from which packages, and which are </w:t>
-      </w:r>
-      <w:r>
-        <w:t>skipped?</w:t>
+        <w:t>1. With default arguments, which first-level launch files are included, from which packages, and which are skipped?</w:t>
       </w:r>
       <w:r>
         <w:br/>
@@ -200,21 +188,15 @@
         <w:pStyle w:val="Code"/>
       </w:pPr>
       <w:r>
-        <w:t xml:space="preserve">    </w:t>
-      </w:r>
-      <w:r>
-        <w:t>run_vision_processor = LaunchConfiguration('run_vision_processor', default='false')</w:t>
-      </w:r>
-    </w:p>
-    <w:p>
-      <w:pPr>
-        <w:pStyle w:val="Code"/>
-      </w:pPr>
-      <w:r>
-        <w:t xml:space="preserve">    </w:t>
-      </w:r>
-      <w:r>
-        <w:t>max_vision_features = LaunchConfiguration('max_vision_features', default='200')</w:t>
+        <w:t xml:space="preserve">    run_vision_processor = LaunchConfiguration('run_vision_processor', default='false')</w:t>
+      </w:r>
+    </w:p>
+    <w:p>
+      <w:pPr>
+        <w:pStyle w:val="Code"/>
+      </w:pPr>
+      <w:r>
+        <w:t xml:space="preserve">    max_vision_features = LaunchConfiguration('max_vision_features', default='200')</w:t>
       </w:r>
     </w:p>
     <w:p>
@@ -290,10 +272,7 @@
         <w:br/>
       </w:r>
       <w:r>
-        <w:t xml:space="preserve">4. </w:t>
-      </w:r>
-      <w:r>
-        <w:t>What launch command spawns the robot at (-5, 1)?</w:t>
+        <w:t>4. What launch command spawns the robot at (-5, 1)?</w:t>
       </w:r>
     </w:p>
     <w:p>
@@ -311,10 +290,7 @@
     </w:p>
     <w:p>
       <w:r>
-        <w:t xml:space="preserve">1. </w:t>
-      </w:r>
-      <w:r>
-        <w:t>Which lines, in which launch file, instantiate the ROS–Gazebo bridge?</w:t>
+        <w:t>1. Which lines, in which launch file, instantiate the ROS–Gazebo bridge?</w:t>
       </w:r>
     </w:p>
     <w:p>
@@ -391,10 +367,7 @@
         <w:br/>
       </w:r>
       <w:r>
-        <w:t>2. What i</w:t>
-      </w:r>
-      <w:r>
-        <w:t>s the ROS bridge node’s name? Support the answer with ros2 node output.</w:t>
+        <w:t>2. What is the ROS bridge node’s name? Support the answer with ros2 node output.</w:t>
       </w:r>
     </w:p>
     <w:p>
@@ -413,130 +386,130 @@
       </w:r>
     </w:p>
     <w:p>
+      <w:r>
+        <w:t>4. Which two links are connected by the hinge joint?</w:t>
+      </w:r>
+    </w:p>
+    <w:p>
+      <w:r>
+        <w:t>T</w:t>
+      </w:r>
+      <w:r>
+        <w:t>he two links connected by the hinge joint are frame and door.</w:t>
+      </w:r>
+    </w:p>
+    <w:p>
+      <w:pPr>
+        <w:pStyle w:val="Code"/>
+      </w:pPr>
+      <w:r>
+        <w:t>&lt;joint name="hinge" type="revolute"&gt;</w:t>
+      </w:r>
+    </w:p>
+    <w:p>
+      <w:pPr>
+        <w:pStyle w:val="Code"/>
+      </w:pPr>
+      <w:r>
+        <w:t xml:space="preserve">  &lt;parent&gt;frame&lt;/parent&gt;</w:t>
+      </w:r>
+    </w:p>
+    <w:p>
+      <w:pPr>
+        <w:pStyle w:val="Code"/>
+      </w:pPr>
+      <w:r>
+        <w:t xml:space="preserve">  &lt;child&gt;door&lt;/child&gt;</w:t>
+      </w:r>
+    </w:p>
+    <w:p/>
+    <w:p>
+      <w:r>
+        <w:t>5. Which link moves, and what is its mass?</w:t>
+      </w:r>
+    </w:p>
+    <w:p>
+      <w:r>
+        <w:t>T</w:t>
+      </w:r>
+      <w:r>
+        <w:t>he moving link is door, and its mass is 41.3256 (kg, from &lt;inertial&gt;&lt;mass&gt;).</w:t>
+      </w:r>
+    </w:p>
+    <w:p>
+      <w:pPr>
+        <w:pStyle w:val="Code"/>
+      </w:pPr>
+      <w:r>
+        <w:t>&lt;inertial&gt;</w:t>
+      </w:r>
+    </w:p>
+    <w:p>
+      <w:pPr>
+        <w:pStyle w:val="Code"/>
+      </w:pPr>
+      <w:r>
+        <w:t>&lt;mass&gt;41.3256&lt;/mass&gt;</w:t>
+      </w:r>
+    </w:p>
+    <w:p>
+      <w:pPr>
+        <w:pStyle w:val="Code"/>
+      </w:pPr>
+      <w:r>
+        <w:t>&lt;pose&gt;0.4569 0.0349 1.016 0 0 0&lt;/pose&gt;</w:t>
+      </w:r>
+    </w:p>
+    <w:p>
+      <w:pPr>
+        <w:pStyle w:val="Code"/>
+      </w:pPr>
+      <w:r>
+        <w:t>&lt;inertia&gt;</w:t>
+      </w:r>
+    </w:p>
+    <w:p>
+      <w:r>
+        <w:br/>
+      </w:r>
+      <w:r>
+        <w:t>6. Why is the mass not specified for the other link?</w:t>
+      </w:r>
+    </w:p>
+    <w:p>
+      <w:r>
+        <w:t>F</w:t>
+      </w:r>
+      <w:r>
+        <w:t>rame has no &lt;inertial&gt; block because it is welded to the world by world_joint, so it is static and doesn't need a mass.</w:t>
+      </w:r>
+    </w:p>
+    <w:p>
+      <w:r>
+        <w:t>7. What complete ros2 topic pub command successfully opened the door?</w:t>
+      </w:r>
+    </w:p>
+    <w:p>
+      <w:r>
+        <w:t>ros2 topic pub --rate 10 /hinged_glass_door/torque std_msgs/msg/Float64 "{data: 1.0}"</w:t>
+      </w:r>
+    </w:p>
+    <w:p>
+      <w:r>
+        <w:t>8. What minimum torque opened the door?</w:t>
+      </w:r>
+    </w:p>
+    <w:p>
+      <w:r>
+        <w:t xml:space="preserve">The minimum torque that opened the door was approximately 1.1 N·m. This is consistent with the hinge joint friction of 1.0 </w:t>
+      </w:r>
+      <w:r>
+        <w:t xml:space="preserve"> </w:t>
+      </w:r>
       <w:bookmarkStart w:id="0" w:name="_GoBack"/>
       <w:bookmarkEnd w:id="0"/>
       <w:r>
-        <w:t xml:space="preserve">4. Which two links </w:t>
-      </w:r>
-      <w:r>
-        <w:t>are connected by the hinge joint?</w:t>
-      </w:r>
-    </w:p>
-    <w:p>
-      <w:r>
-        <w:t>T</w:t>
-      </w:r>
-      <w:r>
-        <w:t>he two links connected by the hinge joint are frame and door.</w:t>
-      </w:r>
-    </w:p>
-    <w:p>
-      <w:pPr>
-        <w:pStyle w:val="Code"/>
-      </w:pPr>
-      <w:r>
-        <w:t>&lt;joint name="hinge" type="revolute"&gt;</w:t>
-      </w:r>
-    </w:p>
-    <w:p>
-      <w:pPr>
-        <w:pStyle w:val="Code"/>
-      </w:pPr>
-      <w:r>
-        <w:t xml:space="preserve">  &lt;parent&gt;frame&lt;/parent&gt;</w:t>
-      </w:r>
-    </w:p>
-    <w:p>
-      <w:pPr>
-        <w:pStyle w:val="Code"/>
-      </w:pPr>
-      <w:r>
-        <w:t xml:space="preserve">  &lt;child&gt;door&lt;/child&gt;</w:t>
-      </w:r>
-    </w:p>
-    <w:p/>
-    <w:p>
-      <w:r>
-        <w:t>5. Which link moves, and what is its mass?</w:t>
-      </w:r>
-    </w:p>
-    <w:p>
-      <w:r>
-        <w:t>T</w:t>
-      </w:r>
-      <w:r>
-        <w:t>he moving link is door, and its mass is 41.3256 (kg, from &lt;inertial&gt;&lt;mass&gt;).</w:t>
-      </w:r>
-    </w:p>
-    <w:p>
-      <w:pPr>
-        <w:pStyle w:val="Code"/>
-      </w:pPr>
-      <w:r>
-        <w:t>&lt;inertial&gt;</w:t>
-      </w:r>
-    </w:p>
-    <w:p>
-      <w:pPr>
-        <w:pStyle w:val="Code"/>
-      </w:pPr>
-      <w:r>
-        <w:t>&lt;mass&gt;41.3256&lt;/mass&gt;</w:t>
-      </w:r>
-    </w:p>
-    <w:p>
-      <w:pPr>
-        <w:pStyle w:val="Code"/>
-      </w:pPr>
-      <w:r>
-        <w:t>&lt;pose&gt;0.4569 0.0349 1.016 0 0 0&lt;/pose&gt;</w:t>
-      </w:r>
-    </w:p>
-    <w:p>
-      <w:pPr>
-        <w:pStyle w:val="Code"/>
-      </w:pPr>
-      <w:r>
-        <w:t>&lt;inertia&gt;</w:t>
-      </w:r>
-    </w:p>
-    <w:p>
-      <w:r>
-        <w:br/>
-      </w:r>
-      <w:r>
-        <w:t>6. Why is the mass not specified for the other link?</w:t>
-      </w:r>
-    </w:p>
-    <w:p>
-      <w:r>
-        <w:t>F</w:t>
-      </w:r>
-      <w:r>
-        <w:t>rame has no &lt;inertial&gt; block because it is welded to the world by world_joint, so it is static and doesn't need a mass.</w:t>
-      </w:r>
-    </w:p>
-    <w:p>
-      <w:r>
-        <w:t>7. What complete ros2 topic pub command successfully opened the door?</w:t>
-      </w:r>
-    </w:p>
-    <w:p>
-      <w:r>
-        <w:t>ros2 topic pub --rate 10 /hinged_glass_door/torque std_msgs/msg/Float64 "{data: 1.0}"</w:t>
-      </w:r>
-    </w:p>
-    <w:p>
-      <w:r>
-        <w:t>8. What minimum torque opened the door?</w:t>
-      </w:r>
-    </w:p>
-    <w:p>
-      <w:pPr>
-        <w:pStyle w:val="Placeholder"/>
-      </w:pPr>
-      <w:r>
-        <w:t>[INSERT MEASURED TORQUE IN N m AND BRIEF TEST CONDITIONS.]</w:t>
+        <w:t>in model.sdf, which the applied torque must exceed before the door moves.</w:t>
       </w:r>
     </w:p>
     <w:p>
@@ -558,18 +531,12 @@
         <w:pStyle w:val="Heading1"/>
       </w:pPr>
       <w:r>
-        <w:t>Implementa</w:t>
-      </w:r>
-      <w:r>
-        <w:t>tion</w:t>
-      </w:r>
-    </w:p>
-    <w:p>
-      <w:r>
-        <w:t>The door_controller node uses a timer callback at 20 Hz and a timed state machine. It waits for subscribers on both command topics before beginning a startup delay. Stage timing uses the ROS simulation clock. The controller does not subscribe to camer</w:t>
-      </w:r>
-      <w:r>
-        <w:t>a, odometry, or door-state feedback; stage transitions depend only on elapsed time.</w:t>
+        <w:t>Implementation</w:t>
+      </w:r>
+    </w:p>
+    <w:p>
+      <w:r>
+        <w:t>The door_controller node uses a timer callback at 20 Hz and a timed state machine. It waits for subscribers on both command topics before beginning a startup delay. Stage timing uses the ROS simulation clock. The controller does not subscribe to camera, odometry, or door-state feedback; stage transitions depend only on elapsed time.</w:t>
       </w:r>
     </w:p>
     <w:tbl>
@@ -595,12 +562,6 @@
         <w:gridCol w:w="4015"/>
       </w:tblGrid>
       <w:tr>
-        <w:tblPrEx>
-          <w:tblCellMar>
-            <w:top w:w="0" w:type="dxa"/>
-            <w:bottom w:w="0" w:type="dxa"/>
-          </w:tblCellMar>
-        </w:tblPrEx>
         <w:trPr>
           <w:cantSplit/>
         </w:trPr>
@@ -652,12 +613,6 @@
         </w:tc>
       </w:tr>
       <w:tr>
-        <w:tblPrEx>
-          <w:tblCellMar>
-            <w:top w:w="0" w:type="dxa"/>
-            <w:bottom w:w="0" w:type="dxa"/>
-          </w:tblCellMar>
-        </w:tblPrEx>
         <w:trPr>
           <w:cantSplit/>
         </w:trPr>
@@ -707,12 +662,6 @@
         </w:tc>
       </w:tr>
       <w:tr>
-        <w:tblPrEx>
-          <w:tblCellMar>
-            <w:top w:w="0" w:type="dxa"/>
-            <w:bottom w:w="0" w:type="dxa"/>
-          </w:tblCellMar>
-        </w:tblPrEx>
         <w:trPr>
           <w:cantSplit/>
         </w:trPr>
@@ -801,12 +750,6 @@
         <w:gridCol w:w="1083"/>
       </w:tblGrid>
       <w:tr>
-        <w:tblPrEx>
-          <w:tblCellMar>
-            <w:top w:w="0" w:type="dxa"/>
-            <w:bottom w:w="0" w:type="dxa"/>
-          </w:tblCellMar>
-        </w:tblPrEx>
         <w:trPr>
           <w:cantSplit/>
         </w:trPr>
@@ -904,12 +847,6 @@
         </w:tc>
       </w:tr>
       <w:tr>
-        <w:tblPrEx>
-          <w:tblCellMar>
-            <w:top w:w="0" w:type="dxa"/>
-            <w:bottom w:w="0" w:type="dxa"/>
-          </w:tblCellMar>
-        </w:tblPrEx>
         <w:trPr>
           <w:cantSplit/>
         </w:trPr>
@@ -1003,12 +940,6 @@
         </w:tc>
       </w:tr>
       <w:tr>
-        <w:tblPrEx>
-          <w:tblCellMar>
-            <w:top w:w="0" w:type="dxa"/>
-            <w:bottom w:w="0" w:type="dxa"/>
-          </w:tblCellMar>
-        </w:tblPrEx>
         <w:trPr>
           <w:cantSplit/>
         </w:trPr>
@@ -1102,12 +1033,6 @@
         </w:tc>
       </w:tr>
       <w:tr>
-        <w:tblPrEx>
-          <w:tblCellMar>
-            <w:top w:w="0" w:type="dxa"/>
-            <w:bottom w:w="0" w:type="dxa"/>
-          </w:tblCellMar>
-        </w:tblPrEx>
         <w:trPr>
           <w:cantSplit/>
         </w:trPr>
@@ -1201,12 +1126,6 @@
         </w:tc>
       </w:tr>
       <w:tr>
-        <w:tblPrEx>
-          <w:tblCellMar>
-            <w:top w:w="0" w:type="dxa"/>
-            <w:bottom w:w="0" w:type="dxa"/>
-          </w:tblCellMar>
-        </w:tblPrEx>
         <w:trPr>
           <w:cantSplit/>
         </w:trPr>
@@ -1300,12 +1219,6 @@
         </w:tc>
       </w:tr>
       <w:tr>
-        <w:tblPrEx>
-          <w:tblCellMar>
-            <w:top w:w="0" w:type="dxa"/>
-            <w:bottom w:w="0" w:type="dxa"/>
-          </w:tblCellMar>
-        </w:tblPrEx>
         <w:trPr>
           <w:cantSplit/>
         </w:trPr>
@@ -1399,12 +1312,6 @@
         </w:tc>
       </w:tr>
       <w:tr>
-        <w:tblPrEx>
-          <w:tblCellMar>
-            <w:top w:w="0" w:type="dxa"/>
-            <w:bottom w:w="0" w:type="dxa"/>
-          </w:tblCellMar>
-        </w:tblPrEx>
         <w:trPr>
           <w:cantSplit/>
         </w:trPr>
@@ -1501,10 +1408,7 @@
     <w:p/>
     <w:p>
       <w:r>
-        <w:t>Positive torque opens and holds the door while the robot passes. The robot stops before negative torque closes the door. DONE continues publishing zero velocity and torque. Nonfinite or invalid parameter values are rejected; a backward clock jump aborts th</w:t>
-      </w:r>
-      <w:r>
-        <w:t>e sequence when detected.</w:t>
+        <w:t>Positive torque opens and holds the door while the robot passes. The robot stops before negative torque closes the door. DONE continues publishing zero velocity and torque. Nonfinite or invalid parameter values are rejected; a backward clock jump aborts the sequence when detected.</w:t>
       </w:r>
     </w:p>
     <w:p>
@@ -1517,18 +1421,12 @@
     </w:p>
     <w:p>
       <w:r>
-        <w:t>Visual testing confirmed that the door opened before motion, the robot passed through without pushing it, the robot stopped beyond the doorway, and the door closed behind it. No manual door-opening comman</w:t>
-      </w:r>
-      <w:r>
-        <w:t>d was used during the sequence.</w:t>
-      </w:r>
-    </w:p>
-    <w:p>
-      <w:r>
-        <w:t>Evidence: video/lab2_assignment3_trimmed.mp4. This 43-second clip retains seconds 14–57 of the original recording, removing only idle footage at the beginning and end. It contains no internal cuts. The initial closed door an</w:t>
-      </w:r>
-      <w:r>
-        <w:t>d the final closed door remain visible.</w:t>
+        <w:t>Visual testing confirmed that the door opened before motion, the robot passed through without pushing it, the robot stopped beyond the doorway, and the door closed behind it. No manual door-opening command was used during the sequence.</w:t>
+      </w:r>
+    </w:p>
+    <w:p>
+      <w:r>
+        <w:t>Evidence: video/lab2_assignment3_trimmed.mp4. This 43-second clip retains seconds 14–57 of the original recording, removing only idle footage at the beginning and end. It contains no internal cuts. The initial closed door and the final closed door remain visible.</w:t>
       </w:r>
     </w:p>
     <w:p>
@@ -1560,10 +1458,7 @@
     </w:p>
     <w:p>
       <w:r>
-        <w:t>The forward_speed launch argument is converted to a floating-point ROS parameter by ParameterValue. DoorController declares the parameter and reads its double_value through get_parameter_value(). Its</w:t>
-      </w:r>
-      <w:r>
-        <w:t xml:space="preserve"> value sets the forward velocity during the DRIVING stage. Parameters are configured at startup and are read-only during a run.</w:t>
+        <w:t>The forward_speed launch argument is converted to a floating-point ROS parameter by ParameterValue. DoorController declares the parameter and reads its double_value through get_parameter_value(). Its value sets the forward velocity during the DRIVING stage. Parameters are configured at startup and are read-only during a run.</w:t>
       </w:r>
     </w:p>
     <w:p>
@@ -1583,10 +1478,7 @@
         <w:pStyle w:val="Code"/>
       </w:pPr>
       <w:r>
-        <w:t>ros2 param get /door_co</w:t>
-      </w:r>
-      <w:r>
-        <w:t>ntroller forward_speed</w:t>
+        <w:t>ros2 param get /door_controller forward_speed</w:t>
       </w:r>
       <w:r>
         <w:br/>
@@ -1595,10 +1487,7 @@
     </w:p>
     <w:p>
       <w:r>
-        <w:t>The parameter query returned 0.3, and the robot completed the full sequence at that setting. This verifies both launch-to-node parameter propagation and use of the parameter in the controller. Additional configur</w:t>
-      </w:r>
-      <w:r>
-        <w:t>able values are startup_delay, open_duration, drive_duration, stop_duration, close_duration, open_torque, and close_torque.</w:t>
+        <w:t>The parameter query returned 0.3, and the robot completed the full sequence at that setting. This verifies both launch-to-node parameter propagation and use of the parameter in the controller. Additional configurable values are startup_delay, open_duration, drive_duration, stop_duration, close_duration, open_torque, and close_torque.</w:t>
       </w:r>
     </w:p>
     <w:p>
@@ -1611,10 +1500,7 @@
     </w:p>
     <w:p>
       <w:r>
-        <w:t>The top-level launch exposes run_lab2_controller, defaulting to false. Setting it to true includ</w:t>
-      </w:r>
-      <w:r>
-        <w:t>es door_controller_launch.py and suppresses the optional flaky door opener to prevent conflicting torque commands. Existing controller implementations, models, noise settings, and speed limits were not changed.</w:t>
+        <w:t>The top-level launch exposes run_lab2_controller, defaulting to false. Setting it to true includes door_controller_launch.py and suppresses the optional flaky door opener to prevent conflicting torque commands. Existing controller implementations, models, noise settings, and speed limits were not changed.</w:t>
       </w:r>
     </w:p>
     <w:tbl>
@@ -1640,12 +1526,6 @@
         <w:gridCol w:w="3152"/>
       </w:tblGrid>
       <w:tr>
-        <w:tblPrEx>
-          <w:tblCellMar>
-            <w:top w:w="0" w:type="dxa"/>
-            <w:bottom w:w="0" w:type="dxa"/>
-          </w:tblCellMar>
-        </w:tblPrEx>
         <w:trPr>
           <w:cantSplit/>
         </w:trPr>
@@ -1697,12 +1577,6 @@
         </w:tc>
       </w:tr>
       <w:tr>
-        <w:tblPrEx>
-          <w:tblCellMar>
-            <w:top w:w="0" w:type="dxa"/>
-            <w:bottom w:w="0" w:type="dxa"/>
-          </w:tblCellMar>
-        </w:tblPrEx>
         <w:trPr>
           <w:cantSplit/>
         </w:trPr>
@@ -1724,13 +1598,7 @@
               <w:rPr>
                 <w:sz w:val="18"/>
               </w:rPr>
-              <w:t>src/door_cont</w:t>
-            </w:r>
-            <w:r>
-              <w:rPr>
-                <w:sz w:val="18"/>
-              </w:rPr>
-              <w:t>roller/door_controller.py</w:t>
+              <w:t>src/door_controller/door_controller.py</w:t>
             </w:r>
           </w:p>
         </w:tc>
@@ -1758,12 +1626,6 @@
         </w:tc>
       </w:tr>
       <w:tr>
-        <w:tblPrEx>
-          <w:tblCellMar>
-            <w:top w:w="0" w:type="dxa"/>
-            <w:bottom w:w="0" w:type="dxa"/>
-          </w:tblCellMar>
-        </w:tblPrEx>
         <w:trPr>
           <w:cantSplit/>
         </w:trPr>
@@ -1813,12 +1675,6 @@
         </w:tc>
       </w:tr>
       <w:tr>
-        <w:tblPrEx>
-          <w:tblCellMar>
-            <w:top w:w="0" w:type="dxa"/>
-            <w:bottom w:w="0" w:type="dxa"/>
-          </w:tblCellMar>
-        </w:tblPrEx>
         <w:trPr>
           <w:cantSplit/>
         </w:trPr>
@@ -1868,12 +1724,6 @@
         </w:tc>
       </w:tr>
       <w:tr>
-        <w:tblPrEx>
-          <w:tblCellMar>
-            <w:top w:w="0" w:type="dxa"/>
-            <w:bottom w:w="0" w:type="dxa"/>
-          </w:tblCellMar>
-        </w:tblPrEx>
         <w:trPr>
           <w:cantSplit/>
         </w:trPr>
@@ -1923,12 +1773,6 @@
         </w:tc>
       </w:tr>
       <w:tr>
-        <w:tblPrEx>
-          <w:tblCellMar>
-            <w:top w:w="0" w:type="dxa"/>
-            <w:bottom w:w="0" w:type="dxa"/>
-          </w:tblCellMar>
-        </w:tblPrEx>
         <w:trPr>
           <w:cantSplit/>
         </w:trPr>
@@ -1978,12 +1822,6 @@
         </w:tc>
       </w:tr>
       <w:tr>
-        <w:tblPrEx>
-          <w:tblCellMar>
-            <w:top w:w="0" w:type="dxa"/>
-            <w:bottom w:w="0" w:type="dxa"/>
-          </w:tblCellMar>
-        </w:tblPrEx>
         <w:trPr>
           <w:cantSplit/>
         </w:trPr>
@@ -2051,8 +1889,6 @@
       </w:r>
       <w:r>
         <w:br/>
-      </w:r>
-      <w:r>
         <w:t>colcon build --symlink-install --packages-select prob_rob_labs</w:t>
       </w:r>
       <w:r>
@@ -2062,10 +1898,7 @@
     </w:p>
     <w:p>
       <w:r>
-        <w:t>The package built successfully, ROS listed the new executable and launch arguments, and all 17 automated checks passed. The checks cover stage ordering</w:t>
-      </w:r>
-      <w:r>
-        <w:t>, the requested speed, paused time, delayed callbacks, backward clock changes, and invalid settings. Gazebo visual tests supplied the separate evidence of successful physical traversal.</w:t>
+        <w:t>The package built successfully, ROS listed the new executable and launch arguments, and all 17 automated checks passed. The checks cover stage ordering, the requested speed, paused time, delayed callbacks, backward clock changes, and invalid settings. Gazebo visual tests supplied the separate evidence of successful physical traversal.</w:t>
       </w:r>
     </w:p>
     <w:p>
@@ -2092,13 +1925,7 @@
     </w:p>
     <w:p>
       <w:r>
-        <w:t>Three fresh simulati</w:t>
-      </w:r>
-      <w:r>
-        <w:t>on runs used forward_speed values of 0.3, 0.6, and 0.8 m/s. The default starting pose, world, dynamics, and 22-second driving duration were retained. The recorder was started before each launch and stopped after the sequence. It observed odometry independe</w:t>
-      </w:r>
-      <w:r>
-        <w:t>ntly; these measurements were not fed back into the controller.</w:t>
+        <w:t>Three fresh simulation runs used forward_speed values of 0.3, 0.6, and 0.8 m/s. The default starting pose, world, dynamics, and 22-second driving duration were retained. The recorder was started before each launch and stopped after the sequence. It observed odometry independently; these measurements were not fed back into the controller.</w:t>
       </w:r>
     </w:p>
     <w:p>
@@ -2119,10 +1946,7 @@
     </w:p>
     <w:p>
       <w:r>
-        <w:t>For each run, the longest contig</w:t>
-      </w:r>
-      <w:r>
-        <w:t>uous segment above 0.15 m/s was selected. Its first and last 20% were excluded to omit acceleration and braking. The mean of the central 60% (657 samples per trial) was used as the sustained speed. The same rule was applied to all three recordings.</w:t>
+        <w:t>For each run, the longest contiguous segment above 0.15 m/s was selected. Its first and last 20% were excluded to omit acceleration and braking. The mean of the central 60% (657 samples per trial) was used as the sustained speed. The same rule was applied to all three recordings.</w:t>
       </w:r>
     </w:p>
     <w:tbl>
@@ -2150,12 +1974,6 @@
         <w:gridCol w:w="1413"/>
       </w:tblGrid>
       <w:tr>
-        <w:tblPrEx>
-          <w:tblCellMar>
-            <w:top w:w="0" w:type="dxa"/>
-            <w:bottom w:w="0" w:type="dxa"/>
-          </w:tblCellMar>
-        </w:tblPrEx>
         <w:trPr>
           <w:cantSplit/>
         </w:trPr>
@@ -2178,14 +1996,7 @@
                 <w:b/>
                 <w:sz w:val="18"/>
               </w:rPr>
-              <w:t>Command</w:t>
-            </w:r>
-            <w:r>
-              <w:rPr>
-                <w:b/>
-                <w:sz w:val="18"/>
-              </w:rPr>
-              <w:t xml:space="preserve"> (m/s)</w:t>
+              <w:t>Command (m/s)</w:t>
             </w:r>
           </w:p>
         </w:tc>
@@ -2260,12 +2071,6 @@
         </w:tc>
       </w:tr>
       <w:tr>
-        <w:tblPrEx>
-          <w:tblCellMar>
-            <w:top w:w="0" w:type="dxa"/>
-            <w:bottom w:w="0" w:type="dxa"/>
-          </w:tblCellMar>
-        </w:tblPrEx>
         <w:trPr>
           <w:cantSplit/>
         </w:trPr>
@@ -2359,12 +2164,6 @@
         </w:tc>
       </w:tr>
       <w:tr>
-        <w:tblPrEx>
-          <w:tblCellMar>
-            <w:top w:w="0" w:type="dxa"/>
-            <w:bottom w:w="0" w:type="dxa"/>
-          </w:tblCellMar>
-        </w:tblPrEx>
         <w:trPr>
           <w:cantSplit/>
         </w:trPr>
@@ -2458,12 +2257,6 @@
         </w:tc>
       </w:tr>
       <w:tr>
-        <w:tblPrEx>
-          <w:tblCellMar>
-            <w:top w:w="0" w:type="dxa"/>
-            <w:bottom w:w="0" w:type="dxa"/>
-          </w:tblCellMar>
-        </w:tblPrEx>
         <w:trPr>
           <w:cantSplit/>
         </w:trPr>
@@ -2568,18 +2361,12 @@
     </w:p>
     <w:p>
       <w:r>
-        <w:t xml:space="preserve">The maximum observed sustained forward velocity in the supplied simulation configuration was 0.500 m/s. Increasing the command from 0.6 to 0.8 m/s did not increase the measured velocity. This plateau agrees with the positive forward-command cap of 0.5 m/s </w:t>
-      </w:r>
-      <w:r>
-        <w:t>in the supplied cmd_vel_noise_injector.</w:t>
-      </w:r>
-    </w:p>
-    <w:p>
-      <w:r>
-        <w:t>This result describes the velocity reported by /odom in the tested simulation, not an independently measured ground-truth speed or a physical TurtleBot hardware limit. Because the echo command selected only the veloc</w:t>
-      </w:r>
-      <w:r>
-        <w:t>ity field, the saved files contain sample values without timestamps.</w:t>
+        <w:t>The maximum observed sustained forward velocity in the supplied simulation configuration was 0.500 m/s. Increasing the command from 0.6 to 0.8 m/s did not increase the measured velocity. This plateau agrees with the positive forward-command cap of 0.5 m/s in the supplied cmd_vel_noise_injector.</w:t>
+      </w:r>
+    </w:p>
+    <w:p>
+      <w:r>
+        <w:t>This result describes the velocity reported by /odom in the tested simulation, not an independently measured ground-truth speed or a physical TurtleBot hardware limit. Because the echo command selected only the velocity field, the saved files contain sample values without timestamps.</w:t>
       </w:r>
     </w:p>
     <w:p>
@@ -2592,10 +2379,7 @@
     </w:p>
     <w:p>
       <w:r>
-        <w:t>evidence/trimmed/speed-0.3-steady.txt, speed-0.6-steady.txt, and speed-0.8-steady.txt contain the original retained echo output without rounding, smoothing, or resampli</w:t>
-      </w:r>
-      <w:r>
-        <w:t>ng. Full recordings are in evidence/raw/. evidence/speed_summary.csv documents statistics and the exact retained sample ranges (779–1435 inclusive, numbered from 1).</w:t>
+        <w:t>evidence/trimmed/speed-0.3-steady.txt, speed-0.6-steady.txt, and speed-0.8-steady.txt contain the original retained echo output without rounding, smoothing, or resampling. Full recordings are in evidence/raw/. evidence/speed_summary.csv documents statistics and the exact retained sample ranges (779–1435 inclusive, numbered from 1).</w:t>
       </w:r>
     </w:p>
     <w:p>
@@ -2608,10 +2392,7 @@
     </w:p>
     <w:p>
       <w:r>
-        <w:t>Course handout: Lab 2: ROS Nodes and Simulation Models. Implementation and</w:t>
-      </w:r>
-      <w:r>
-        <w:t xml:space="preserve"> model details are supported by the included source snapshot, especially the controller, launch files, door model, and supplied cmd_vel_noise_injector. Experimental evidence consists of the included screencast and ROS topic recordings.</w:t>
+        <w:t>Course handout: Lab 2: ROS Nodes and Simulation Models. Implementation and model details are supported by the included source snapshot, especially the controller, launch files, door model, and supplied cmd_vel_noise_injector. Experimental evidence consists of the included screencast and ROS topic recordings.</w:t>
       </w:r>
     </w:p>
     <w:sectPr>
@@ -2659,10 +2440,7 @@
       <w:t>Group 5</w:t>
     </w:r>
     <w:r>
-      <w:t xml:space="preserve"> | Lab 2</w:t>
-    </w:r>
-    <w:r>
-      <w:t xml:space="preserve"> | </w:t>
+      <w:t xml:space="preserve"> | Lab 2 | </w:t>
     </w:r>
     <w:r>
       <w:fldChar w:fldCharType="begin"/>

--- a/submission/lab2_hw3214/report/lab2_report.docx
+++ b/submission/lab2_hw3214/report/lab2_report.docx
@@ -68,6 +68,14 @@
         <w:br/>
       </w:r>
       <w:r>
+        <w:t>Skipped: flaky_door_opener_launch.py (prob_rob_labs), because run_door_opener defaults to false, video_processor_launch.py (prob_rob_vision) and image_mean_feature_x_launch.py (prob_rob_labs), because run_vision_processor defaults to false.</w:t>
+      </w:r>
+    </w:p>
+    <w:p>
+      <w:r>
+        <w:br/>
+      </w:r>
+      <w:r>
         <w:t>Included: turtlebot3_world_launch.py from package prob_rob_labs.</w:t>
       </w:r>
     </w:p>
@@ -167,7 +175,7 @@
     </w:p>
     <w:p>
       <w:r>
-        <w:t>Skipped: flaky_door_opener_launch.py (prob_rob_labs), because run_door_opener defaults to false, video_processor_launch.py (prob_rob_vision) and image_mean_feature_x_launch.py (prob_rob_labs), because run_vision_processor defaults to false.</w:t>
+        <w:t>flaky_door_opener_launch.py from prob_rob_labs. It is included when run_door_opener is true, via IfCondition(run_door_opener)</w:t>
       </w:r>
     </w:p>
     <w:p>
@@ -212,73 +220,66 @@
     </w:p>
     <w:p>
       <w:r>
-        <w:t>flaky_door_opener_launch.py from the prob_rob_labs package.</w:t>
-      </w:r>
+        <w:t>The robot spawns at (x, y) = (-1.5, 0.0), from the defaults x_pose='-1.5' and y_pose='0.0'</w:t>
+      </w:r>
+    </w:p>
+    <w:p/>
+    <w:p>
+      <w:pPr>
+        <w:pStyle w:val="Code"/>
+      </w:pPr>
+      <w:r>
+        <w:t>def generate_launch_description():</w:t>
+      </w:r>
+    </w:p>
+    <w:p>
+      <w:pPr>
+        <w:pStyle w:val="Code"/>
+      </w:pPr>
+      <w:r>
+        <w:t xml:space="preserve">    use_sim_time = LaunchConfiguration('use_sim_time', default='true')</w:t>
+      </w:r>
+    </w:p>
+    <w:p>
+      <w:pPr>
+        <w:pStyle w:val="Code"/>
+      </w:pPr>
+      <w:r>
+        <w:lastRenderedPageBreak/>
+        <w:t xml:space="preserve">    world = LaunchConfiguration('world', default='door.world')</w:t>
+      </w:r>
+    </w:p>
+    <w:p>
+      <w:pPr>
+        <w:pStyle w:val="Code"/>
+      </w:pPr>
+      <w:r>
+        <w:t xml:space="preserve">    x_pose = LaunchConfiguration('x_pose', default='-1.5')</w:t>
+      </w:r>
+    </w:p>
+    <w:p>
+      <w:pPr>
+        <w:pStyle w:val="Code"/>
+      </w:pPr>
+      <w:r>
+        <w:t xml:space="preserve">    y_pose = LaunchConfiguration('y_pose', default='0.0')</w:t>
+      </w:r>
+    </w:p>
+    <w:p>
       <w:r>
         <w:br/>
       </w:r>
-    </w:p>
-    <w:p>
-      <w:r>
-        <w:t xml:space="preserve">4. </w:t>
-      </w:r>
-      <w:r>
-        <w:t>Spawn coordinates in the X-Y plane with no arguments?</w:t>
-      </w:r>
-    </w:p>
-    <w:p>
-      <w:pPr>
-        <w:pStyle w:val="Code"/>
-      </w:pPr>
-      <w:r>
-        <w:t>def generate_launch_description():</w:t>
-      </w:r>
-    </w:p>
-    <w:p>
-      <w:pPr>
-        <w:pStyle w:val="Code"/>
-      </w:pPr>
-      <w:r>
-        <w:t xml:space="preserve">    use_sim_time = LaunchConfiguration('use_sim_time', default='true')</w:t>
-      </w:r>
-    </w:p>
-    <w:p>
-      <w:pPr>
-        <w:pStyle w:val="Code"/>
-      </w:pPr>
-      <w:r>
-        <w:t xml:space="preserve">    world = LaunchConfiguration('world', default='door.world')</w:t>
-      </w:r>
-    </w:p>
-    <w:p>
-      <w:pPr>
-        <w:pStyle w:val="Code"/>
-      </w:pPr>
-      <w:r>
-        <w:t xml:space="preserve">    x_pose = LaunchConfiguration('x_pose', default='-1.5')</w:t>
-      </w:r>
-    </w:p>
-    <w:p>
-      <w:pPr>
-        <w:pStyle w:val="Code"/>
-      </w:pPr>
-      <w:r>
-        <w:t xml:space="preserve">    y_pose = LaunchConfiguration('y_pose', default='0.0')</w:t>
-      </w:r>
-    </w:p>
-    <w:p>
-      <w:r>
-        <w:lastRenderedPageBreak/>
+      <w:r>
+        <w:t>4. What launch command spawns the robot at (-5, 1)?</w:t>
+      </w:r>
+    </w:p>
+    <w:p>
+      <w:r>
+        <w:t>ros2 launch prob_rob_labs turtlebot3_and_door_launch.py x_pose:=-5 y_pose:=1</w:t>
+      </w:r>
+      <w:r>
         <w:br/>
       </w:r>
-      <w:r>
-        <w:t>4. What launch command spawns the robot at (-5, 1)?</w:t>
-      </w:r>
-    </w:p>
-    <w:p>
-      <w:r>
-        <w:t>ros2 launch prob_rob_labs turtlebot3_and_door_launch.py x_pose:=-5 y_pose:=1</w:t>
-      </w:r>
     </w:p>
     <w:p>
       <w:pPr>
@@ -501,21 +502,16 @@
     </w:p>
     <w:p>
       <w:r>
-        <w:t xml:space="preserve">The minimum torque that opened the door was approximately 1.1 N·m. This is consistent with the hinge joint friction of 1.0 </w:t>
-      </w:r>
-      <w:r>
-        <w:t xml:space="preserve"> </w:t>
+        <w:t>The minimum torque that opene</w:t>
+      </w:r>
+      <w:r>
+        <w:t>d the door was approximately 5</w:t>
+      </w:r>
+      <w:r>
+        <w:t xml:space="preserve"> N·m. </w:t>
       </w:r>
       <w:bookmarkStart w:id="0" w:name="_GoBack"/>
       <w:bookmarkEnd w:id="0"/>
-      <w:r>
-        <w:t>in model.sdf, which the applied torque must exceed before the door moves.</w:t>
-      </w:r>
-    </w:p>
-    <w:p>
-      <w:r>
-        <w:br w:type="page"/>
-      </w:r>
     </w:p>
     <w:p>
       <w:pPr>
@@ -2455,7 +2451,7 @@
       <w:rPr>
         <w:noProof/>
       </w:rPr>
-      <w:t>1</w:t>
+      <w:t>3</w:t>
     </w:r>
     <w:r>
       <w:fldChar w:fldCharType="end"/>
